--- a/docs/E-AUDIT-Solution-Overview.docx
+++ b/docs/E-AUDIT-Solution-Overview.docx
@@ -145,7 +145,7 @@
           <w:sz w:val="21"/>
           <w:szCs w:val="21"/>
         </w:rPr>
-        <w:t xml:space="preserve">E-AUDIT is an AI-assisted VAT audit workbench built for ZATCA (the Saudi Zakat, Tax and Customs Authority), as a stakeholder demo and proof of concept. It begins the moment a taxpayer's documents arrive — not upstream of that, and not from a pre-computed risk-engine output. Everything the system needs is in the files the taxpayer actually sent.</w:t>
+        <w:t xml:space="preserve">E-AUDIT is a multi-agent AI system built for ZATCA (the Saudi Zakat, Tax and Customs Authority), as a stakeholder demo and proof of concept — four AI agents, an orchestrator, and seven separate AI calls that read documents, interpret free text, and actively recommend the auditor's next move. It begins the moment a taxpayer's documents arrive — not upstream of that, and not from a pre-computed risk-engine output. Everything the system needs is in the files the taxpayer actually sent.</w:t>
       </w:r>
     </w:p>
     <w:p>
@@ -158,7 +158,7 @@
           <w:sz w:val="21"/>
           <w:szCs w:val="21"/>
         </w:rPr>
-        <w:t xml:space="preserve">The objective, in one sentence: let an auditor spend their time on the cases that are genuinely wrong, instead of on chasing paperwork or re-deriving arithmetic a machine can check exactly.</w:t>
+        <w:t xml:space="preserve">The objective, in one sentence: let an auditor spend their time on the cases that are genuinely wrong, supported at every step by AI that reads their documents, interprets their own stated methods, and recommends what to do next — instead of chasing paperwork or re-deriving arithmetic by hand.</w:t>
       </w:r>
     </w:p>
     <w:p>
@@ -234,7 +234,7 @@
           <w:sz w:val="21"/>
           <w:szCs w:val="21"/>
         </w:rPr>
-        <w:t xml:space="preserve">The engine decides which uploaded lines qualify for the box and the period, sums them into an expected VAT return, and compares that against what was declared. Four agents propose findings; a deterministic adjudicator settles them.</w:t>
+        <w:t xml:space="preserve">The engine decides which uploaded lines qualify for the box and the period, sums them into an expected VAT return, and compares that against what was declared. Four AI agents propose findings; a deterministic adjudicator settles them; the system then recommends the single next best action to the auditor.</w:t>
       </w:r>
     </w:p>
     <w:p>
@@ -247,7 +247,49 @@
           <w:sz w:val="21"/>
           <w:szCs w:val="21"/>
         </w:rPr>
-        <w:t xml:space="preserve">Both the output side (standard-rated sales) and the input side (standard-rated purchases) are qualified and reconciled separately, using the same machinery.</w:t>
+        <w:t xml:space="preserve">Both the output side (standard-rated sales) and the input side (standard-rated purchases) are qualified and reconciled separately, using the same machinery. A third box — zero-rated domestic sales — is reconciled the same way, and a fourth strand (imports, reverse-charge, prior-period corrections, rounding) is counted wherever the taxpayer's own documents support it and the auditor confirms it; see Section 4.</w:t>
+      </w:r>
+    </w:p>
+    <w:p>
+      <w:pPr>
+        <w:pStyle w:val="Heading2"/>
+        <w:spacing w:after="100" w:before="260"/>
+      </w:pPr>
+      <w:r>
+        <w:rPr>
+          <w:b/>
+          <w:bCs/>
+          <w:color w:val="0E6B57"/>
+          <w:sz w:val="23"/>
+          <w:szCs w:val="23"/>
+        </w:rPr>
+        <w:t xml:space="preserve">Is this actually AI? Yes — here is precisely how</w:t>
+      </w:r>
+    </w:p>
+    <w:p>
+      <w:pPr>
+        <w:spacing w:after="140" w:line="276"/>
+      </w:pPr>
+      <w:r>
+        <w:rPr>
+          <w:color w:val="23282E"/>
+          <w:sz w:val="21"/>
+          <w:szCs w:val="21"/>
+        </w:rPr>
+        <w:t xml:space="preserve">Multiple agents: four of them (Regulations, Data Entry, Calculation, Evidence &amp; Coverage), each proposing what is worth testing over the taxpayer's own documents. An orchestrator: a bounded, five-round investigation that runs those agents, settles their hypotheses, challenges the leading one, and reaches a conclusion (Section 10). AI that reads documents and interprets an auditor's own words: when an auditor describes how they calculated a figure in a sentence — “I summed the VAT column, excluding January” — a model reads that sentence and turns it into a structured query; a deterministic engine then runs the query and produces the number. AI that recommends the next best action: a dedicated, schema-validated call decides the single piece of evidence that would confirm or clear the case, not a canned message. AI that writes every outbound document: the taxpayer brief, the information request, the follow-up chase, the verdict letter, and the audit report itself are all drafted live by the model, not templated.</w:t>
+      </w:r>
+    </w:p>
+    <w:p>
+      <w:pPr>
+        <w:spacing w:after="140" w:line="276"/>
+      </w:pPr>
+      <w:r>
+        <w:rPr>
+          <w:color w:val="23282E"/>
+          <w:sz w:val="21"/>
+          <w:szCs w:val="21"/>
+        </w:rPr>
+        <w:t xml:space="preserve">The one place the AI is deliberately kept out is stating a number. Every figure that reaches a report is computed by deterministic Python, and every AI-drafted sentence is checked against those numbers before it is shown — with a corrective retry, then an honest fallback if it still does not check out. That is not an absence of AI. It is the one design decision that lets a taxpayer, or a tribunal, trust the number in the first place: nothing that leaves the building is a model's guess. Section 10 lists exactly what each of the seven AI features does, and what it deliberately does not.</w:t>
       </w:r>
     </w:p>
     <w:p>
@@ -807,7 +849,7 @@
                 <w:sz w:val="19"/>
                 <w:szCs w:val="19"/>
               </w:rPr>
-              <w:t xml:space="preserve">Four agents over the records received</w:t>
+              <w:t xml:space="preserve">Zero-rated domestic sales</w:t>
             </w:r>
           </w:p>
         </w:tc>
@@ -831,7 +873,7 @@
                 <w:sz w:val="19"/>
                 <w:szCs w:val="19"/>
               </w:rPr>
-              <w:t xml:space="preserve">Regulations, Data Entry, Calculation and Evidence &amp; Coverage each propose what is worth testing; a deterministic adjudicator settles every one.</w:t>
+              <w:t xml:space="preserve">A second reconciliation box, qualified and summed the same way — scoped to category Z / rate 0% — and compared against the return's own declared zero-rated box. No timing or credit-note rules are wired for it yet: a first, honest comparison, not the full standard-rated pipeline.</w:t>
             </w:r>
           </w:p>
         </w:tc>
@@ -856,7 +898,7 @@
                 <w:sz w:val="19"/>
                 <w:szCs w:val="19"/>
               </w:rPr>
-              <w:t xml:space="preserve">One tax period, one return version</w:t>
+              <w:t xml:space="preserve">Four AI agents over the records received</w:t>
             </w:r>
           </w:p>
         </w:tc>
@@ -879,7 +921,7 @@
                 <w:sz w:val="19"/>
                 <w:szCs w:val="19"/>
               </w:rPr>
-              <w:t xml:space="preserve">The return currently on file. No amendment history, no rolling re-reconciliation as later documents arrive.</w:t>
+              <w:t xml:space="preserve">Regulations, Data Entry, Calculation and Evidence &amp; Coverage each propose what is worth testing; a deterministic adjudicator settles every one.</w:t>
             </w:r>
           </w:p>
         </w:tc>
@@ -905,7 +947,7 @@
                 <w:sz w:val="19"/>
                 <w:szCs w:val="19"/>
               </w:rPr>
-              <w:t xml:space="preserve">Four wired qualification rules</w:t>
+              <w:t xml:space="preserve">One tax period, one return version</w:t>
             </w:r>
           </w:p>
         </w:tc>
@@ -929,7 +971,7 @@
                 <w:sz w:val="19"/>
                 <w:szCs w:val="19"/>
               </w:rPr>
-              <w:t xml:space="preserve">Credit notes on both boxes (COR-01, COR-02) and tax-point straddle timing on both boxes (OUT-07, INP-09), plus auditor-confirmed taxpayer evidence.</w:t>
+              <w:t xml:space="preserve">The return currently on file. No rolling re-reconciliation as later documents arrive.</w:t>
             </w:r>
           </w:p>
         </w:tc>
@@ -954,6 +996,251 @@
                 <w:sz w:val="19"/>
                 <w:szCs w:val="19"/>
               </w:rPr>
+              <w:t xml:space="preserve">Four wired qualification rules</w:t>
+            </w:r>
+          </w:p>
+        </w:tc>
+        <w:tc>
+          <w:tcPr>
+            <w:tcW w:type="dxa" w:w="6900"/>
+            <w:tcMar>
+              <w:top w:type="dxa" w:w="90"/>
+              <w:left w:type="dxa" w:w="120"/>
+              <w:bottom w:type="dxa" w:w="90"/>
+              <w:right w:type="dxa" w:w="120"/>
+            </w:tcMar>
+          </w:tcPr>
+          <w:p>
+            <w:r>
+              <w:rPr>
+                <w:b w:val="false"/>
+                <w:bCs w:val="false"/>
+                <w:color w:val="23282E"/>
+                <w:sz w:val="19"/>
+                <w:szCs w:val="19"/>
+              </w:rPr>
+              <w:t xml:space="preserve">Credit notes on both boxes (COR-01, COR-02) and tax-point straddle timing on both boxes (OUT-07, INP-09), plus auditor-confirmed taxpayer evidence.</w:t>
+            </w:r>
+          </w:p>
+        </w:tc>
+      </w:tr>
+      <w:tr>
+        <w:tc>
+          <w:tcPr>
+            <w:tcW w:type="dxa" w:w="2600"/>
+            <w:shd w:fill="EFF3F1" w:val="clear"/>
+            <w:tcMar>
+              <w:top w:type="dxa" w:w="90"/>
+              <w:left w:type="dxa" w:w="120"/>
+              <w:bottom w:type="dxa" w:w="90"/>
+              <w:right w:type="dxa" w:w="120"/>
+            </w:tcMar>
+          </w:tcPr>
+          <w:p>
+            <w:r>
+              <w:rPr>
+                <w:b w:val="false"/>
+                <w:bCs w:val="false"/>
+                <w:color w:val="23282E"/>
+                <w:sz w:val="19"/>
+                <w:szCs w:val="19"/>
+              </w:rPr>
+              <w:t xml:space="preserve">Imports of goods</w:t>
+            </w:r>
+          </w:p>
+        </w:tc>
+        <w:tc>
+          <w:tcPr>
+            <w:tcW w:type="dxa" w:w="6900"/>
+            <w:shd w:fill="EFF3F1" w:val="clear"/>
+            <w:tcMar>
+              <w:top w:type="dxa" w:w="90"/>
+              <w:left w:type="dxa" w:w="120"/>
+              <w:bottom w:type="dxa" w:w="90"/>
+              <w:right w:type="dxa" w:w="120"/>
+            </w:tcMar>
+          </w:tcPr>
+          <w:p>
+            <w:r>
+              <w:rPr>
+                <w:b w:val="false"/>
+                <w:bCs w:val="false"/>
+                <w:color w:val="23282E"/>
+                <w:sz w:val="19"/>
+                <w:szCs w:val="19"/>
+              </w:rPr>
+              <w:t xml:space="preserve">Not auto-reconstructed — no live customs feed. Counted only when the taxpayer's customs declaration is on file and the auditor reviews and confirms the SAR amount, exactly like any other taxpayer evidence.</w:t>
+            </w:r>
+          </w:p>
+        </w:tc>
+      </w:tr>
+      <w:tr>
+        <w:tc>
+          <w:tcPr>
+            <w:tcW w:type="dxa" w:w="2600"/>
+            <w:tcMar>
+              <w:top w:type="dxa" w:w="90"/>
+              <w:left w:type="dxa" w:w="120"/>
+              <w:bottom w:type="dxa" w:w="90"/>
+              <w:right w:type="dxa" w:w="120"/>
+            </w:tcMar>
+          </w:tcPr>
+          <w:p>
+            <w:r>
+              <w:rPr>
+                <w:b w:val="false"/>
+                <w:bCs w:val="false"/>
+                <w:color w:val="23282E"/>
+                <w:sz w:val="19"/>
+                <w:szCs w:val="19"/>
+              </w:rPr>
+              <w:t xml:space="preserve">Reverse charge on imported services</w:t>
+            </w:r>
+          </w:p>
+        </w:tc>
+        <w:tc>
+          <w:tcPr>
+            <w:tcW w:type="dxa" w:w="6900"/>
+            <w:tcMar>
+              <w:top w:type="dxa" w:w="90"/>
+              <w:left w:type="dxa" w:w="120"/>
+              <w:bottom w:type="dxa" w:w="90"/>
+              <w:right w:type="dxa" w:w="120"/>
+            </w:tcMar>
+          </w:tcPr>
+          <w:p>
+            <w:r>
+              <w:rPr>
+                <w:b w:val="false"/>
+                <w:bCs w:val="false"/>
+                <w:color w:val="23282E"/>
+                <w:sz w:val="19"/>
+                <w:szCs w:val="19"/>
+              </w:rPr>
+              <w:t xml:space="preserve">Not auto-reconstructed — no live AP feed. Counted only when supporting documentation is on file and the auditor confirms the amount. The RCM-01…10 rulebook family remains an unwired reference for the automated version this stands in for.</w:t>
+            </w:r>
+          </w:p>
+        </w:tc>
+      </w:tr>
+      <w:tr>
+        <w:tc>
+          <w:tcPr>
+            <w:tcW w:type="dxa" w:w="2600"/>
+            <w:shd w:fill="EFF3F1" w:val="clear"/>
+            <w:tcMar>
+              <w:top w:type="dxa" w:w="90"/>
+              <w:left w:type="dxa" w:w="120"/>
+              <w:bottom w:type="dxa" w:w="90"/>
+              <w:right w:type="dxa" w:w="120"/>
+            </w:tcMar>
+          </w:tcPr>
+          <w:p>
+            <w:r>
+              <w:rPr>
+                <w:b w:val="false"/>
+                <w:bCs w:val="false"/>
+                <w:color w:val="23282E"/>
+                <w:sz w:val="19"/>
+                <w:szCs w:val="19"/>
+              </w:rPr>
+              <w:t xml:space="preserve">Prior-period corrections (Box 14)</w:t>
+            </w:r>
+          </w:p>
+        </w:tc>
+        <w:tc>
+          <w:tcPr>
+            <w:tcW w:type="dxa" w:w="6900"/>
+            <w:shd w:fill="EFF3F1" w:val="clear"/>
+            <w:tcMar>
+              <w:top w:type="dxa" w:w="90"/>
+              <w:left w:type="dxa" w:w="120"/>
+              <w:bottom w:type="dxa" w:w="90"/>
+              <w:right w:type="dxa" w:w="120"/>
+            </w:tcMar>
+          </w:tcPr>
+          <w:p>
+            <w:r>
+              <w:rPr>
+                <w:b w:val="false"/>
+                <w:bCs w:val="false"/>
+                <w:color w:val="23282E"/>
+                <w:sz w:val="19"/>
+                <w:szCs w:val="19"/>
+              </w:rPr>
+              <w:t xml:space="preserve">The return's own stated Box-14 figure is accepted as a legitimate adjustment once the auditor reviews and confirms it. Does not independently verify which prior period or amended return version it belongs to — the full version-chain design is detailed in Section 11.</w:t>
+            </w:r>
+          </w:p>
+        </w:tc>
+      </w:tr>
+      <w:tr>
+        <w:tc>
+          <w:tcPr>
+            <w:tcW w:type="dxa" w:w="2600"/>
+            <w:tcMar>
+              <w:top w:type="dxa" w:w="90"/>
+              <w:left w:type="dxa" w:w="120"/>
+              <w:bottom w:type="dxa" w:w="90"/>
+              <w:right w:type="dxa" w:w="120"/>
+            </w:tcMar>
+          </w:tcPr>
+          <w:p>
+            <w:r>
+              <w:rPr>
+                <w:b w:val="false"/>
+                <w:bCs w:val="false"/>
+                <w:color w:val="23282E"/>
+                <w:sz w:val="19"/>
+                <w:szCs w:val="19"/>
+              </w:rPr>
+              <w:t xml:space="preserve">Rounding and currency effects</w:t>
+            </w:r>
+          </w:p>
+        </w:tc>
+        <w:tc>
+          <w:tcPr>
+            <w:tcW w:type="dxa" w:w="6900"/>
+            <w:tcMar>
+              <w:top w:type="dxa" w:w="90"/>
+              <w:left w:type="dxa" w:w="120"/>
+              <w:bottom w:type="dxa" w:w="90"/>
+              <w:right w:type="dxa" w:w="120"/>
+            </w:tcMar>
+          </w:tcPr>
+          <w:p>
+            <w:r>
+              <w:rPr>
+                <w:b w:val="false"/>
+                <w:bCs w:val="false"/>
+                <w:color w:val="23282E"/>
+                <w:sz w:val="19"/>
+                <w:szCs w:val="19"/>
+              </w:rPr>
+              <w:t xml:space="preserve">Per-invoice rounding amounts, where the listing or e-invoice feed carries them, are summed over the qualifying lines and close the residual automatically — no auditor confirmation needed, since this is fully computable from data already in hand.</w:t>
+            </w:r>
+          </w:p>
+        </w:tc>
+      </w:tr>
+      <w:tr>
+        <w:tc>
+          <w:tcPr>
+            <w:tcW w:type="dxa" w:w="2600"/>
+            <w:shd w:fill="EFF3F1" w:val="clear"/>
+            <w:tcMar>
+              <w:top w:type="dxa" w:w="90"/>
+              <w:left w:type="dxa" w:w="120"/>
+              <w:bottom w:type="dxa" w:w="90"/>
+              <w:right w:type="dxa" w:w="120"/>
+            </w:tcMar>
+          </w:tcPr>
+          <w:p>
+            <w:r>
+              <w:rPr>
+                <w:b w:val="false"/>
+                <w:bCs w:val="false"/>
+                <w:color w:val="23282E"/>
+                <w:sz w:val="19"/>
+                <w:szCs w:val="19"/>
+              </w:rPr>
               <w:t xml:space="preserve">Materiality and prioritisation</w:t>
             </w:r>
           </w:p>
@@ -961,6 +1248,7 @@
         <w:tc>
           <w:tcPr>
             <w:tcW w:type="dxa" w:w="6900"/>
+            <w:shd w:fill="EFF3F1" w:val="clear"/>
             <w:tcMar>
               <w:top w:type="dxa" w:w="90"/>
               <w:left w:type="dxa" w:w="120"/>
@@ -1115,7 +1403,7 @@
                 <w:sz w:val="19"/>
                 <w:szCs w:val="19"/>
               </w:rPr>
-              <w:t xml:space="preserve">S04</w:t>
+              <w:t xml:space="preserve">S01</w:t>
             </w:r>
           </w:p>
         </w:tc>
@@ -1138,7 +1426,7 @@
                 <w:sz w:val="19"/>
                 <w:szCs w:val="19"/>
               </w:rPr>
-              <w:t xml:space="preserve">Imports of goods</w:t>
+              <w:t xml:space="preserve">Exempt and outside-scope supplies</w:t>
             </w:r>
           </w:p>
         </w:tc>
@@ -1161,7 +1449,7 @@
                 <w:sz w:val="19"/>
                 <w:szCs w:val="19"/>
               </w:rPr>
-              <w:t xml:space="preserve">Settled through customs; no domestic supplier e-invoice to reconstruct from.</w:t>
+              <w:t xml:space="preserve">Only standard-rated and zero-rated categories are reconstructed; exempt (E) and outside-scope (O) lines are excluded and their boxes are seeded but never reconciled.</w:t>
             </w:r>
           </w:p>
         </w:tc>
@@ -1187,7 +1475,7 @@
                 <w:sz w:val="19"/>
                 <w:szCs w:val="19"/>
               </w:rPr>
-              <w:t xml:space="preserve">S05</w:t>
+              <w:t xml:space="preserve">S06</w:t>
             </w:r>
           </w:p>
         </w:tc>
@@ -1211,7 +1499,7 @@
                 <w:sz w:val="19"/>
                 <w:szCs w:val="19"/>
               </w:rPr>
-              <w:t xml:space="preserve">Reverse charge on imported services</w:t>
+              <w:t xml:space="preserve">VAT groups and branch identities</w:t>
             </w:r>
           </w:p>
         </w:tc>
@@ -1235,7 +1523,7 @@
                 <w:sz w:val="19"/>
                 <w:szCs w:val="19"/>
               </w:rPr>
-              <w:t xml:space="preserve">No Saudi e-invoice behind the self-assessed legs; the rule family is written but unwired.</w:t>
+              <w:t xml:space="preserve">One taxpayer, one VAT number only.</w:t>
             </w:r>
           </w:p>
         </w:tc>
@@ -1260,7 +1548,7 @@
                 <w:sz w:val="19"/>
                 <w:szCs w:val="19"/>
               </w:rPr>
-              <w:t xml:space="preserve">S01</w:t>
+              <w:t xml:space="preserve">T05</w:t>
             </w:r>
           </w:p>
         </w:tc>
@@ -1283,7 +1571,7 @@
                 <w:sz w:val="19"/>
                 <w:szCs w:val="19"/>
               </w:rPr>
-              <w:t xml:space="preserve">Exempt, zero-rated, outside-scope supplies</w:t>
+              <w:t xml:space="preserve">Cash-accounting taxpayers</w:t>
             </w:r>
           </w:p>
         </w:tc>
@@ -1306,7 +1594,7 @@
                 <w:sz w:val="19"/>
                 <w:szCs w:val="19"/>
               </w:rPr>
-              <w:t xml:space="preserve">Only the standard-rated category is reconstructed.</w:t>
+              <w:t xml:space="preserve">Every case is modelled on the accrual basis.</w:t>
             </w:r>
           </w:p>
         </w:tc>
@@ -1332,7 +1620,7 @@
                 <w:sz w:val="19"/>
                 <w:szCs w:val="19"/>
               </w:rPr>
-              <w:t xml:space="preserve">S06</w:t>
+              <w:t xml:space="preserve">T08</w:t>
             </w:r>
           </w:p>
         </w:tc>
@@ -1356,7 +1644,7 @@
                 <w:sz w:val="19"/>
                 <w:szCs w:val="19"/>
               </w:rPr>
-              <w:t xml:space="preserve">VAT groups and branch identities</w:t>
+              <w:t xml:space="preserve">Full version-chain reconciliation of amended returns</w:t>
             </w:r>
           </w:p>
         </w:tc>
@@ -1380,7 +1668,7 @@
                 <w:sz w:val="19"/>
                 <w:szCs w:val="19"/>
               </w:rPr>
-              <w:t xml:space="preserve">One taxpayer, one VAT number only.</w:t>
+              <w:t xml:space="preserve">The Box-14 figure the return already states is accepted once confirmed (see in scope); the engine does not auto-select the correct amended version, decompose Box-14 per error, or detect double-relief or an unsupported reversal — see Section 11.</w:t>
             </w:r>
           </w:p>
         </w:tc>
@@ -1405,7 +1693,7 @@
                 <w:sz w:val="19"/>
                 <w:szCs w:val="19"/>
               </w:rPr>
-              <w:t xml:space="preserve">T05</w:t>
+              <w:t xml:space="preserve">A03</w:t>
             </w:r>
           </w:p>
         </w:tc>
@@ -1428,7 +1716,7 @@
                 <w:sz w:val="19"/>
                 <w:szCs w:val="19"/>
               </w:rPr>
-              <w:t xml:space="preserve">Cash-accounting taxpayers</w:t>
+              <w:t xml:space="preserve">Bad-debt relief</w:t>
             </w:r>
           </w:p>
         </w:tc>
@@ -1451,7 +1739,7 @@
                 <w:sz w:val="19"/>
                 <w:szCs w:val="19"/>
               </w:rPr>
-              <w:t xml:space="preserve">Every case is modelled on the accrual basis.</w:t>
+              <w:t xml:space="preserve">Output-tax adjustments after the original invoice period are out of scope.</w:t>
             </w:r>
           </w:p>
         </w:tc>
@@ -1477,7 +1765,7 @@
                 <w:sz w:val="19"/>
                 <w:szCs w:val="19"/>
               </w:rPr>
-              <w:t xml:space="preserve">T08</w:t>
+              <w:t xml:space="preserve">A02</w:t>
             </w:r>
           </w:p>
         </w:tc>
@@ -1501,7 +1789,7 @@
                 <w:sz w:val="19"/>
                 <w:szCs w:val="19"/>
               </w:rPr>
-              <w:t xml:space="preserve">Prior-period corrections / amended returns</w:t>
+              <w:t xml:space="preserve">Partial exemption / blocked input</w:t>
             </w:r>
           </w:p>
         </w:tc>
@@ -1525,7 +1813,7 @@
                 <w:sz w:val="19"/>
                 <w:szCs w:val="19"/>
               </w:rPr>
-              <w:t xml:space="preserve">Not modelled; the version selector is recorded as an assumption only.</w:t>
+              <w:t xml:space="preserve">Full recovery is assumed on every purchase invoice.</w:t>
             </w:r>
           </w:p>
         </w:tc>
@@ -1550,7 +1838,7 @@
                 <w:sz w:val="19"/>
                 <w:szCs w:val="19"/>
               </w:rPr>
-              <w:t xml:space="preserve">A03</w:t>
+              <w:t xml:space="preserve">D02</w:t>
             </w:r>
           </w:p>
         </w:tc>
@@ -1573,7 +1861,7 @@
                 <w:sz w:val="19"/>
                 <w:szCs w:val="19"/>
               </w:rPr>
-              <w:t xml:space="preserve">Bad-debt relief</w:t>
+              <w:t xml:space="preserve">Summary invoices / B2C aggregation</w:t>
             </w:r>
           </w:p>
         </w:tc>
@@ -1596,7 +1884,7 @@
                 <w:sz w:val="19"/>
                 <w:szCs w:val="19"/>
               </w:rPr>
-              <w:t xml:space="preserve">Output-tax adjustments after the original invoice period are out of scope.</w:t>
+              <w:t xml:space="preserve">Reconciliation is document-level only; no daily/store/POS batch tier.</w:t>
             </w:r>
           </w:p>
         </w:tc>
@@ -1622,7 +1910,7 @@
                 <w:sz w:val="19"/>
                 <w:szCs w:val="19"/>
               </w:rPr>
-              <w:t xml:space="preserve">A02</w:t>
+              <w:t xml:space="preserve">S04</w:t>
             </w:r>
           </w:p>
         </w:tc>
@@ -1646,7 +1934,7 @@
                 <w:sz w:val="19"/>
                 <w:szCs w:val="19"/>
               </w:rPr>
-              <w:t xml:space="preserve">Partial exemption / blocked input</w:t>
+              <w:t xml:space="preserve">Automated import/reverse-charge reconstruction</w:t>
             </w:r>
           </w:p>
         </w:tc>
@@ -1670,152 +1958,7 @@
                 <w:sz w:val="19"/>
                 <w:szCs w:val="19"/>
               </w:rPr>
-              <w:t xml:space="preserve">Full recovery is assumed on every purchase invoice.</w:t>
-            </w:r>
-          </w:p>
-        </w:tc>
-      </w:tr>
-      <w:tr>
-        <w:tc>
-          <w:tcPr>
-            <w:tcW w:type="dxa" w:w="2000"/>
-            <w:tcMar>
-              <w:top w:type="dxa" w:w="90"/>
-              <w:left w:type="dxa" w:w="120"/>
-              <w:bottom w:type="dxa" w:w="90"/>
-              <w:right w:type="dxa" w:w="120"/>
-            </w:tcMar>
-          </w:tcPr>
-          <w:p>
-            <w:r>
-              <w:rPr>
-                <w:b w:val="false"/>
-                <w:bCs w:val="false"/>
-                <w:color w:val="23282E"/>
-                <w:sz w:val="19"/>
-                <w:szCs w:val="19"/>
-              </w:rPr>
-              <w:t xml:space="preserve">D02</w:t>
-            </w:r>
-          </w:p>
-        </w:tc>
-        <w:tc>
-          <w:tcPr>
-            <w:tcW w:type="dxa" w:w="3300"/>
-            <w:tcMar>
-              <w:top w:type="dxa" w:w="90"/>
-              <w:left w:type="dxa" w:w="120"/>
-              <w:bottom w:type="dxa" w:w="90"/>
-              <w:right w:type="dxa" w:w="120"/>
-            </w:tcMar>
-          </w:tcPr>
-          <w:p>
-            <w:r>
-              <w:rPr>
-                <w:b w:val="false"/>
-                <w:bCs w:val="false"/>
-                <w:color w:val="23282E"/>
-                <w:sz w:val="19"/>
-                <w:szCs w:val="19"/>
-              </w:rPr>
-              <w:t xml:space="preserve">Summary invoices / B2C aggregation</w:t>
-            </w:r>
-          </w:p>
-        </w:tc>
-        <w:tc>
-          <w:tcPr>
-            <w:tcW w:type="dxa" w:w="4200"/>
-            <w:tcMar>
-              <w:top w:type="dxa" w:w="90"/>
-              <w:left w:type="dxa" w:w="120"/>
-              <w:bottom w:type="dxa" w:w="90"/>
-              <w:right w:type="dxa" w:w="120"/>
-            </w:tcMar>
-          </w:tcPr>
-          <w:p>
-            <w:r>
-              <w:rPr>
-                <w:b w:val="false"/>
-                <w:bCs w:val="false"/>
-                <w:color w:val="23282E"/>
-                <w:sz w:val="19"/>
-                <w:szCs w:val="19"/>
-              </w:rPr>
-              <w:t xml:space="preserve">Reconciliation is document-level only; no daily/store/POS batch tier.</w:t>
-            </w:r>
-          </w:p>
-        </w:tc>
-      </w:tr>
-      <w:tr>
-        <w:tc>
-          <w:tcPr>
-            <w:tcW w:type="dxa" w:w="2000"/>
-            <w:shd w:fill="EFF3F1" w:val="clear"/>
-            <w:tcMar>
-              <w:top w:type="dxa" w:w="90"/>
-              <w:left w:type="dxa" w:w="120"/>
-              <w:bottom w:type="dxa" w:w="90"/>
-              <w:right w:type="dxa" w:w="120"/>
-            </w:tcMar>
-          </w:tcPr>
-          <w:p>
-            <w:r>
-              <w:rPr>
-                <w:b w:val="false"/>
-                <w:bCs w:val="false"/>
-                <w:color w:val="23282E"/>
-                <w:sz w:val="19"/>
-                <w:szCs w:val="19"/>
-              </w:rPr>
-              <w:t xml:space="preserve">A07</w:t>
-            </w:r>
-          </w:p>
-        </w:tc>
-        <w:tc>
-          <w:tcPr>
-            <w:tcW w:type="dxa" w:w="3300"/>
-            <w:shd w:fill="EFF3F1" w:val="clear"/>
-            <w:tcMar>
-              <w:top w:type="dxa" w:w="90"/>
-              <w:left w:type="dxa" w:w="120"/>
-              <w:bottom w:type="dxa" w:w="90"/>
-              <w:right w:type="dxa" w:w="120"/>
-            </w:tcMar>
-          </w:tcPr>
-          <w:p>
-            <w:r>
-              <w:rPr>
-                <w:b w:val="false"/>
-                <w:bCs w:val="false"/>
-                <w:color w:val="23282E"/>
-                <w:sz w:val="19"/>
-                <w:szCs w:val="19"/>
-              </w:rPr>
-              <w:t xml:space="preserve">Rounding and currency effects</w:t>
-            </w:r>
-          </w:p>
-        </w:tc>
-        <w:tc>
-          <w:tcPr>
-            <w:tcW w:type="dxa" w:w="4200"/>
-            <w:shd w:fill="EFF3F1" w:val="clear"/>
-            <w:tcMar>
-              <w:top w:type="dxa" w:w="90"/>
-              <w:left w:type="dxa" w:w="120"/>
-              <w:bottom w:type="dxa" w:w="90"/>
-              <w:right w:type="dxa" w:w="120"/>
-            </w:tcMar>
-          </w:tcPr>
-          <w:p>
-            <w:r>
-              <w:rPr>
-                <w:b w:val="false"/>
-                <w:bCs w:val="false"/>
-                <w:color w:val="23282E"/>
-                <w:sz w:val="19"/>
-                <w:szCs w:val="19"/>
-              </w:rPr>
-              <w:t xml:space="preserve">All amounts SAR, tax-exclusive; no line- vs invoice-level tolerance model.</w:t>
+              <w:t xml:space="preserve">No live customs or AP feed; both are counted only via auditor-confirmed evidence (see in scope), not reconstructed the way standard-rated sales/purchases are.</w:t>
             </w:r>
           </w:p>
         </w:tc>
@@ -2042,7 +2185,7 @@
           <w:sz w:val="21"/>
           <w:szCs w:val="21"/>
         </w:rPr>
-        <w:t xml:space="preserve">No group representative, no branch structure, no amendment history, no rolling re-reconciliation as later documents arrive.</w:t>
+        <w:t xml:space="preserve">No group representative, no branch structure, no rolling re-reconciliation as later documents arrive. The return's own stated Box-14 correction is accepted once confirmed (Section 4), but there is no automated version-chain verification — see Section 11 for the full design.</w:t>
       </w:r>
     </w:p>
     <w:p>
@@ -2122,7 +2265,7 @@
           <w:sz w:val="21"/>
           <w:szCs w:val="21"/>
         </w:rPr>
-        <w:t xml:space="preserve">SAR, tax-exclusive, no rounding tolerance. </w:t>
+        <w:t xml:space="preserve">SAR, tax-exclusive. </w:t>
       </w:r>
       <w:r>
         <w:rPr>
@@ -2132,7 +2275,7 @@
           <w:sz w:val="21"/>
           <w:szCs w:val="21"/>
         </w:rPr>
-        <w:t xml:space="preserve">No line- versus invoice-level rounding model is applied.</w:t>
+        <w:t xml:space="preserve">Per-invoice rounding amounts, where the listing or e-invoice feed states them, are summed over the qualifying lines and close the residual automatically (Section 4) — computed, not a judgement call. No separate multi-currency conversion model is applied.</w:t>
       </w:r>
     </w:p>
     <w:p>
@@ -3866,7 +4009,7 @@
                 <w:sz w:val="19"/>
                 <w:szCs w:val="19"/>
               </w:rPr>
-              <w:t xml:space="preserve">Listing exceeds declared · POS/bank exceeds declared · undisclosed sales · unreproduced auditor figures. Also re-derives any figure an auditor keyed in by hand, from a plain-language description of their method — the model never does arithmetic, it only translates the sentence into a query Python executes.</w:t>
+              <w:t xml:space="preserve">Listing exceeds declared · POS/bank exceeds declared · undisclosed sales · unreproduced auditor figures. Distinguishes a formally-requested POS/bank record from one merely found on file, so the hypothesis states the stronger provenance when it applies. Also re-derives any figure an auditor keyed in by hand, from a plain-language description of their method — a model reads the sentence and translates it into a structured query; it never touches the arithmetic itself, Python executes the query and produces the number.</w:t>
             </w:r>
           </w:p>
         </w:tc>
@@ -3964,6 +4107,444 @@
         <w:t xml:space="preserve">The auditors' own fifteen finding statements are held verbatim in one module, de-duplicated to twelve distinct outcomes. Nothing is phrased ad hoc at the point of use — only this fixed vocabulary reaches a report or a taxpayer letter, and outcome statements never carry digits: the amount is computed by the adjudicator and travels alongside, never interpolated into the sentence.</w:t>
       </w:r>
     </w:p>
+    <w:p>
+      <w:pPr>
+        <w:pStyle w:val="Heading2"/>
+        <w:spacing w:after="100" w:before="260"/>
+      </w:pPr>
+      <w:r>
+        <w:rPr>
+          <w:b/>
+          <w:bCs/>
+          <w:color w:val="0E6B57"/>
+          <w:sz w:val="23"/>
+          <w:szCs w:val="23"/>
+        </w:rPr>
+        <w:t xml:space="preserve">Every AI call in the system, and what each one is not allowed to do</w:t>
+      </w:r>
+    </w:p>
+    <w:p>
+      <w:pPr>
+        <w:spacing w:after="140" w:line="276"/>
+      </w:pPr>
+      <w:r>
+        <w:rPr>
+          <w:color w:val="23282E"/>
+          <w:sz w:val="21"/>
+          <w:szCs w:val="21"/>
+        </w:rPr>
+        <w:t xml:space="preserve">Seven separate, independently verified AI calls — this is the complete inventory, not a sample:</w:t>
+      </w:r>
+    </w:p>
+    <w:tbl>
+      <w:tblPr>
+        <w:tblW w:type="dxa" w:w="10080"/>
+        <w:tblBorders>
+          <w:top w:val="single" w:color="auto" w:sz="4"/>
+          <w:left w:val="single" w:color="auto" w:sz="4"/>
+          <w:bottom w:val="single" w:color="auto" w:sz="4"/>
+          <w:right w:val="single" w:color="auto" w:sz="4"/>
+          <w:insideH w:val="single" w:color="auto" w:sz="4"/>
+          <w:insideV w:val="single" w:color="auto" w:sz="4"/>
+        </w:tblBorders>
+      </w:tblPr>
+      <w:tblGrid>
+        <w:gridCol w:w="2500"/>
+        <w:gridCol w:w="7000"/>
+      </w:tblGrid>
+      <w:tr>
+        <w:tc>
+          <w:tcPr>
+            <w:tcW w:type="dxa" w:w="2500"/>
+            <w:shd w:fill="1B2A4A" w:val="clear"/>
+            <w:tcMar>
+              <w:top w:type="dxa" w:w="90"/>
+              <w:left w:type="dxa" w:w="120"/>
+              <w:bottom w:type="dxa" w:w="90"/>
+              <w:right w:type="dxa" w:w="120"/>
+            </w:tcMar>
+          </w:tcPr>
+          <w:p>
+            <w:r>
+              <w:rPr>
+                <w:b/>
+                <w:bCs/>
+                <w:color w:val="FFFFFF"/>
+                <w:sz w:val="19"/>
+                <w:szCs w:val="19"/>
+              </w:rPr>
+              <w:t xml:space="preserve">AI call</w:t>
+            </w:r>
+          </w:p>
+        </w:tc>
+        <w:tc>
+          <w:tcPr>
+            <w:tcW w:type="dxa" w:w="7000"/>
+            <w:shd w:fill="1B2A4A" w:val="clear"/>
+            <w:tcMar>
+              <w:top w:type="dxa" w:w="90"/>
+              <w:left w:type="dxa" w:w="120"/>
+              <w:bottom w:type="dxa" w:w="90"/>
+              <w:right w:type="dxa" w:w="120"/>
+            </w:tcMar>
+          </w:tcPr>
+          <w:p>
+            <w:r>
+              <w:rPr>
+                <w:b/>
+                <w:bCs/>
+                <w:color w:val="FFFFFF"/>
+                <w:sz w:val="19"/>
+                <w:szCs w:val="19"/>
+              </w:rPr>
+              <w:t xml:space="preserve">What it does — and does not — do</w:t>
+            </w:r>
+          </w:p>
+        </w:tc>
+      </w:tr>
+      <w:tr>
+        <w:tc>
+          <w:tcPr>
+            <w:tcW w:type="dxa" w:w="2500"/>
+            <w:tcMar>
+              <w:top w:type="dxa" w:w="90"/>
+              <w:left w:type="dxa" w:w="120"/>
+              <w:bottom w:type="dxa" w:w="90"/>
+              <w:right w:type="dxa" w:w="120"/>
+            </w:tcMar>
+          </w:tcPr>
+          <w:p>
+            <w:r>
+              <w:rPr>
+                <w:b w:val="false"/>
+                <w:bCs w:val="false"/>
+                <w:color w:val="23282E"/>
+                <w:sz w:val="19"/>
+                <w:szCs w:val="19"/>
+              </w:rPr>
+              <w:t xml:space="preserve">Explain the box</w:t>
+            </w:r>
+          </w:p>
+        </w:tc>
+        <w:tc>
+          <w:tcPr>
+            <w:tcW w:type="dxa" w:w="7000"/>
+            <w:tcMar>
+              <w:top w:type="dxa" w:w="90"/>
+              <w:left w:type="dxa" w:w="120"/>
+              <w:bottom w:type="dxa" w:w="90"/>
+              <w:right w:type="dxa" w:w="120"/>
+            </w:tcMar>
+          </w:tcPr>
+          <w:p>
+            <w:r>
+              <w:rPr>
+                <w:b w:val="false"/>
+                <w:bCs w:val="false"/>
+                <w:color w:val="23282E"/>
+                <w:sz w:val="19"/>
+                <w:szCs w:val="19"/>
+              </w:rPr>
+              <w:t xml:space="preserve">2–4 sentences on which documents qualify and why declared differs from expected. Figures appear only as placeholder tokens the engine fills in — the model never writes a digit.</w:t>
+            </w:r>
+          </w:p>
+        </w:tc>
+      </w:tr>
+      <w:tr>
+        <w:tc>
+          <w:tcPr>
+            <w:tcW w:type="dxa" w:w="2500"/>
+            <w:shd w:fill="EFF3F1" w:val="clear"/>
+            <w:tcMar>
+              <w:top w:type="dxa" w:w="90"/>
+              <w:left w:type="dxa" w:w="120"/>
+              <w:bottom w:type="dxa" w:w="90"/>
+              <w:right w:type="dxa" w:w="120"/>
+            </w:tcMar>
+          </w:tcPr>
+          <w:p>
+            <w:r>
+              <w:rPr>
+                <w:b w:val="false"/>
+                <w:bCs w:val="false"/>
+                <w:color w:val="23282E"/>
+                <w:sz w:val="19"/>
+                <w:szCs w:val="19"/>
+              </w:rPr>
+              <w:t xml:space="preserve">Next best action</w:t>
+            </w:r>
+          </w:p>
+        </w:tc>
+        <w:tc>
+          <w:tcPr>
+            <w:tcW w:type="dxa" w:w="7000"/>
+            <w:shd w:fill="EFF3F1" w:val="clear"/>
+            <w:tcMar>
+              <w:top w:type="dxa" w:w="90"/>
+              <w:left w:type="dxa" w:w="120"/>
+              <w:bottom w:type="dxa" w:w="90"/>
+              <w:right w:type="dxa" w:w="120"/>
+            </w:tcMar>
+          </w:tcPr>
+          <w:p>
+            <w:r>
+              <w:rPr>
+                <w:b w:val="false"/>
+                <w:bCs w:val="false"/>
+                <w:color w:val="23282E"/>
+                <w:sz w:val="19"/>
+                <w:szCs w:val="19"/>
+              </w:rPr>
+              <w:t xml:space="preserve">Decides the single, minimal piece of evidence that would confirm or clear the case — genuine decision support, schema-validated, checked against the engine's own state. Overridden by the engine outright when the case is already immaterial, so the AI is never asked to recommend action on a case that needs none.</w:t>
+            </w:r>
+          </w:p>
+        </w:tc>
+      </w:tr>
+      <w:tr>
+        <w:tc>
+          <w:tcPr>
+            <w:tcW w:type="dxa" w:w="2500"/>
+            <w:tcMar>
+              <w:top w:type="dxa" w:w="90"/>
+              <w:left w:type="dxa" w:w="120"/>
+              <w:bottom w:type="dxa" w:w="90"/>
+              <w:right w:type="dxa" w:w="120"/>
+            </w:tcMar>
+          </w:tcPr>
+          <w:p>
+            <w:r>
+              <w:rPr>
+                <w:b w:val="false"/>
+                <w:bCs w:val="false"/>
+                <w:color w:val="23282E"/>
+                <w:sz w:val="19"/>
+                <w:szCs w:val="19"/>
+              </w:rPr>
+              <w:t xml:space="preserve">Taxpayer history brief</w:t>
+            </w:r>
+          </w:p>
+        </w:tc>
+        <w:tc>
+          <w:tcPr>
+            <w:tcW w:type="dxa" w:w="7000"/>
+            <w:tcMar>
+              <w:top w:type="dxa" w:w="90"/>
+              <w:left w:type="dxa" w:w="120"/>
+              <w:bottom w:type="dxa" w:w="90"/>
+              <w:right w:type="dxa" w:w="120"/>
+            </w:tcMar>
+          </w:tcPr>
+          <w:p>
+            <w:r>
+              <w:rPr>
+                <w:b w:val="false"/>
+                <w:bCs w:val="false"/>
+                <w:color w:val="23282E"/>
+                <w:sz w:val="19"/>
+                <w:szCs w:val="19"/>
+              </w:rPr>
+              <w:t xml:space="preserve">Summarises prior returns and prior cases in prose. Verified figure-free — this call is not permitted to state a number at all, only describe a pattern.</w:t>
+            </w:r>
+          </w:p>
+        </w:tc>
+      </w:tr>
+      <w:tr>
+        <w:tc>
+          <w:tcPr>
+            <w:tcW w:type="dxa" w:w="2500"/>
+            <w:shd w:fill="EFF3F1" w:val="clear"/>
+            <w:tcMar>
+              <w:top w:type="dxa" w:w="90"/>
+              <w:left w:type="dxa" w:w="120"/>
+              <w:bottom w:type="dxa" w:w="90"/>
+              <w:right w:type="dxa" w:w="120"/>
+            </w:tcMar>
+          </w:tcPr>
+          <w:p>
+            <w:r>
+              <w:rPr>
+                <w:b w:val="false"/>
+                <w:bCs w:val="false"/>
+                <w:color w:val="23282E"/>
+                <w:sz w:val="19"/>
+                <w:szCs w:val="19"/>
+              </w:rPr>
+              <w:t xml:space="preserve">Audit report narrative</w:t>
+            </w:r>
+          </w:p>
+        </w:tc>
+        <w:tc>
+          <w:tcPr>
+            <w:tcW w:type="dxa" w:w="7000"/>
+            <w:shd w:fill="EFF3F1" w:val="clear"/>
+            <w:tcMar>
+              <w:top w:type="dxa" w:w="90"/>
+              <w:left w:type="dxa" w:w="120"/>
+              <w:bottom w:type="dxa" w:w="90"/>
+              <w:right w:type="dxa" w:w="120"/>
+            </w:tcMar>
+          </w:tcPr>
+          <w:p>
+            <w:r>
+              <w:rPr>
+                <w:b w:val="false"/>
+                <w:bCs w:val="false"/>
+                <w:color w:val="23282E"/>
+                <w:sz w:val="19"/>
+                <w:szCs w:val="19"/>
+              </w:rPr>
+              <w:t xml:space="preserve">The report is drafted live and streamed to the screen as it is written, across four fixed sections. Verified before any of it is shown.</w:t>
+            </w:r>
+          </w:p>
+        </w:tc>
+      </w:tr>
+      <w:tr>
+        <w:tc>
+          <w:tcPr>
+            <w:tcW w:type="dxa" w:w="2500"/>
+            <w:tcMar>
+              <w:top w:type="dxa" w:w="90"/>
+              <w:left w:type="dxa" w:w="120"/>
+              <w:bottom w:type="dxa" w:w="90"/>
+              <w:right w:type="dxa" w:w="120"/>
+            </w:tcMar>
+          </w:tcPr>
+          <w:p>
+            <w:r>
+              <w:rPr>
+                <w:b w:val="false"/>
+                <w:bCs w:val="false"/>
+                <w:color w:val="23282E"/>
+                <w:sz w:val="19"/>
+                <w:szCs w:val="19"/>
+              </w:rPr>
+              <w:t xml:space="preserve">Read a taxpayer letter</w:t>
+            </w:r>
+          </w:p>
+        </w:tc>
+        <w:tc>
+          <w:tcPr>
+            <w:tcW w:type="dxa" w:w="7000"/>
+            <w:tcMar>
+              <w:top w:type="dxa" w:w="90"/>
+              <w:left w:type="dxa" w:w="120"/>
+              <w:bottom w:type="dxa" w:w="90"/>
+              <w:right w:type="dxa" w:w="120"/>
+            </w:tcMar>
+          </w:tcPr>
+          <w:p>
+            <w:r>
+              <w:rPr>
+                <w:b w:val="false"/>
+                <w:bCs w:val="false"/>
+                <w:color w:val="23282E"/>
+                <w:sz w:val="19"/>
+                <w:szCs w:val="19"/>
+              </w:rPr>
+              <w:t xml:space="preserve">Extracts the taxpayer's own claimed explanation and the amount their letter states, as an unverified draft — the auditor confirms or edits it before it becomes a response the engine acts on.</w:t>
+            </w:r>
+          </w:p>
+        </w:tc>
+      </w:tr>
+      <w:tr>
+        <w:tc>
+          <w:tcPr>
+            <w:tcW w:type="dxa" w:w="2500"/>
+            <w:shd w:fill="EFF3F1" w:val="clear"/>
+            <w:tcMar>
+              <w:top w:type="dxa" w:w="90"/>
+              <w:left w:type="dxa" w:w="120"/>
+              <w:bottom w:type="dxa" w:w="90"/>
+              <w:right w:type="dxa" w:w="120"/>
+            </w:tcMar>
+          </w:tcPr>
+          <w:p>
+            <w:r>
+              <w:rPr>
+                <w:b w:val="false"/>
+                <w:bCs w:val="false"/>
+                <w:color w:val="23282E"/>
+                <w:sz w:val="19"/>
+                <w:szCs w:val="19"/>
+              </w:rPr>
+              <w:t xml:space="preserve">Draft correspondence</w:t>
+            </w:r>
+          </w:p>
+        </w:tc>
+        <w:tc>
+          <w:tcPr>
+            <w:tcW w:type="dxa" w:w="7000"/>
+            <w:shd w:fill="EFF3F1" w:val="clear"/>
+            <w:tcMar>
+              <w:top w:type="dxa" w:w="90"/>
+              <w:left w:type="dxa" w:w="120"/>
+              <w:bottom w:type="dxa" w:w="90"/>
+              <w:right w:type="dxa" w:w="120"/>
+            </w:tcMar>
+          </w:tcPr>
+          <w:p>
+            <w:r>
+              <w:rPr>
+                <w:b w:val="false"/>
+                <w:bCs w:val="false"/>
+                <w:color w:val="23282E"/>
+                <w:sz w:val="19"/>
+                <w:szCs w:val="19"/>
+              </w:rPr>
+              <w:t xml:space="preserve">Drafts the information request, the follow-up chase, and the outcome/verdict letter. Every numeral in the draft must already appear in the engine's own facts block — the model may repeat a figure it was handed, never introduce one.</w:t>
+            </w:r>
+          </w:p>
+        </w:tc>
+      </w:tr>
+      <w:tr>
+        <w:tc>
+          <w:tcPr>
+            <w:tcW w:type="dxa" w:w="2500"/>
+            <w:tcMar>
+              <w:top w:type="dxa" w:w="90"/>
+              <w:left w:type="dxa" w:w="120"/>
+              <w:bottom w:type="dxa" w:w="90"/>
+              <w:right w:type="dxa" w:w="120"/>
+            </w:tcMar>
+          </w:tcPr>
+          <w:p>
+            <w:r>
+              <w:rPr>
+                <w:b w:val="false"/>
+                <w:bCs w:val="false"/>
+                <w:color w:val="23282E"/>
+                <w:sz w:val="19"/>
+                <w:szCs w:val="19"/>
+              </w:rPr>
+              <w:t xml:space="preserve">Interpret a stated calculation</w:t>
+            </w:r>
+          </w:p>
+        </w:tc>
+        <w:tc>
+          <w:tcPr>
+            <w:tcW w:type="dxa" w:w="7000"/>
+            <w:tcMar>
+              <w:top w:type="dxa" w:w="90"/>
+              <w:left w:type="dxa" w:w="120"/>
+              <w:bottom w:type="dxa" w:w="90"/>
+              <w:right w:type="dxa" w:w="120"/>
+            </w:tcMar>
+          </w:tcPr>
+          <w:p>
+            <w:r>
+              <w:rPr>
+                <w:b w:val="false"/>
+                <w:bCs w:val="false"/>
+                <w:color w:val="23282E"/>
+                <w:sz w:val="19"/>
+                <w:szCs w:val="19"/>
+              </w:rPr>
+              <w:t xml:space="preserve">Reads an auditor's free-text description of their method (“I summed the VAT column, excluding January”) and translates it into a structured query from a closed set of operations. A condition it cannot express is declined outright, never flattened into an approximate answer — declining is the correct behaviour, not a failure.</w:t>
+            </w:r>
+          </w:p>
+        </w:tc>
+      </w:tr>
+    </w:tbl>
     <w:p>
       <w:pPr>
         <w:pStyle w:val="Heading2"/>
@@ -4126,7 +4707,7 @@
           <w:sz w:val="23"/>
           <w:szCs w:val="23"/>
         </w:rPr>
-        <w:t xml:space="preserve">Everything named out of scope in Section 4</w:t>
+        <w:t xml:space="preserve">Prior-period corrections: the full version-chain solution, detailed</w:t>
       </w:r>
     </w:p>
     <w:p>
@@ -4139,81 +4720,7 @@
           <w:sz w:val="21"/>
           <w:szCs w:val="21"/>
         </w:rPr>
-        <w:t xml:space="preserve">Imports, reverse-charge on imported services, exempt/zero-rated supplies, VAT groups, cash-accounting taxpayers, prior-period amendments, bad-debt relief, partial exemption, summary/B2C invoicing, rounding tolerance, buyer-side supplier matching, and rolling reconciliation are all real parts of the audit problem this PoC deliberately does not attempt. Each is tagged with the reason code that would carry it, so extending coverage is additive, not a redesign.</w:t>
-      </w:r>
-    </w:p>
-    <w:p>
-      <w:pPr>
-        <w:pStyle w:val="Heading2"/>
-        <w:spacing w:after="100" w:before="260"/>
-      </w:pPr>
-      <w:r>
-        <w:rPr>
-          <w:b/>
-          <w:bCs/>
-          <w:color w:val="0E6B57"/>
-          <w:sz w:val="23"/>
-          <w:szCs w:val="23"/>
-        </w:rPr>
-        <w:t xml:space="preserve">Dormant, not deleted</w:t>
-      </w:r>
-    </w:p>
-    <w:p>
-      <w:pPr>
-        <w:spacing w:after="140" w:line="276"/>
-      </w:pPr>
-      <w:r>
-        <w:rPr>
-          <w:color w:val="23282E"/>
-          <w:sz w:val="21"/>
-          <w:szCs w:val="21"/>
-        </w:rPr>
-        <w:t xml:space="preserve">Precedent retrieval, risk-indicator ingestion, the request planner, and the Dossier/Casework screens are fully built and tested against the planning-era scope, simply not wired into the current two-job flow. They are cheap to keep and expensive to rebuild, and are the natural next modules to reactivate as scope grows.</w:t>
-      </w:r>
-    </w:p>
-    <w:p>
-      <w:pPr>
-        <w:pStyle w:val="Heading2"/>
-        <w:spacing w:after="100" w:before="260"/>
-      </w:pPr>
-      <w:r>
-        <w:rPr>
-          <w:b/>
-          <w:bCs/>
-          <w:color w:val="0E6B57"/>
-          <w:sz w:val="23"/>
-          <w:szCs w:val="23"/>
-        </w:rPr>
-        <w:t xml:space="preserve">The Auditor Knowledge governed library (planned)</w:t>
-      </w:r>
-    </w:p>
-    <w:p>
-      <w:pPr>
-        <w:spacing w:after="140" w:line="276"/>
-      </w:pPr>
-      <w:r>
-        <w:rPr>
-          <w:color w:val="23282E"/>
-          <w:sz w:val="21"/>
-          <w:szCs w:val="21"/>
-        </w:rPr>
-        <w:t xml:space="preserve">The next phase pairs two things deliberately: a governed rule library — an auditor submits a candidate rule, a subject-matter expert validates it, and only an approved rule becomes retrievable — with retrieval-augmented generation trained on official ZATCA VAT and e-invoicing law and regulations. The two are built together on purpose: a model retrained on every unreviewed submission risks one auditor's mistake contaminating the whole system, so the library exists specifically to be retrieved from, never trained into a model directly.</w:t>
-      </w:r>
-    </w:p>
-    <w:p>
-      <w:pPr>
-        <w:pStyle w:val="Heading2"/>
-        <w:spacing w:after="100" w:before="260"/>
-      </w:pPr>
-      <w:r>
-        <w:rPr>
-          <w:b/>
-          <w:bCs/>
-          <w:color w:val="0E6B57"/>
-          <w:sz w:val="23"/>
-          <w:szCs w:val="23"/>
-        </w:rPr>
-        <w:t xml:space="preserve">Inputs still needed from the auditors</w:t>
+        <w:t xml:space="preserve">This pass accepts the return's own stated Box-14 figure once the auditor confirms it — deliberately not the complete solution, because the complete solution touches an assumption (one return, one version) that runs throughout the current engine. The full design is already specified, rule by rule, in the VAT Mistakes Rulebook (COR-05 through COR-10) and is a scoped, known project rather than a research question:</w:t>
       </w:r>
     </w:p>
     <w:p>
@@ -4231,7 +4738,7 @@
           <w:sz w:val="21"/>
           <w:szCs w:val="21"/>
         </w:rPr>
-        <w:t xml:space="preserve">A real (redacted) information-request email, so the completeness checker's cue table reflects how auditors actually phrase requests.</w:t>
+        <w:t xml:space="preserve">Select the correct baseline automatically. An amended return can carry several versions. Rather than trusting whichever version happens to be marked current, the engine would pick the version whose declared liability (Box 16) matches the audited figure at the point the case was actually opened — the version that was in effect when the case was raised, not necessarily the taxpayer's latest edit (COR-05).</w:t>
       </w:r>
     </w:p>
     <w:p>
@@ -4249,7 +4756,7 @@
           <w:sz w:val="21"/>
           <w:szCs w:val="21"/>
         </w:rPr>
-        <w:t xml:space="preserve">The regulations articles behind the Regulations agent's deductibility and invoice-validity checks, so its current placeholder blocked-category list becomes a real, citable lookup.</w:t>
+        <w:t xml:space="preserve">Reconcile against that verified baseline, not the naive “latest version.”</w:t>
       </w:r>
     </w:p>
     <w:p>
@@ -4267,7 +4774,312 @@
           <w:sz w:val="21"/>
           <w:szCs w:val="21"/>
         </w:rPr>
+        <w:t xml:space="preserve">Decompose the Box-14 figure per error. The self-correction channel is only lawful up to SAR 5,000 per individual error, so a Box-14 total above that threshold does not by itself prove a breach — it could be several small, legitimate corrections bundled together. Confirming a real breach, rather than merely flagging one for review, needs the per-error breakdown (COR-06).</w:t>
+      </w:r>
+    </w:p>
+    <w:p>
+      <w:pPr>
+        <w:pStyle w:val="ListParagraph"/>
+        <w:numPr>
+          <w:ilvl w:val="0"/>
+          <w:numId w:val="2"/>
+        </w:numPr>
+        <w:spacing w:after="80" w:line="268"/>
+      </w:pPr>
+      <w:r>
+        <w:rPr>
+          <w:color w:val="23282E"/>
+          <w:sz w:val="21"/>
+          <w:szCs w:val="21"/>
+        </w:rPr>
+        <w:t xml:space="preserve">Detect double relief — a credit note and a Box-14 entry both relieving the same original event, the same VAT excused twice (COR-07).</w:t>
+      </w:r>
+    </w:p>
+    <w:p>
+      <w:pPr>
+        <w:pStyle w:val="ListParagraph"/>
+        <w:numPr>
+          <w:ilvl w:val="0"/>
+          <w:numId w:val="2"/>
+        </w:numPr>
+        <w:spacing w:after="80" w:line="268"/>
+      </w:pPr>
+      <w:r>
+        <w:rPr>
+          <w:color w:val="23282E"/>
+          <w:sz w:val="21"/>
+          <w:szCs w:val="21"/>
+        </w:rPr>
+        <w:t xml:space="preserve">Detect an unsupported reversal — an amendment that lowers a previously correct liability, filed after the case was referred, with no evidence behind the reduction; the amendment itself becomes the finding (COR-10).</w:t>
+      </w:r>
+    </w:p>
+    <w:p>
+      <w:pPr>
+        <w:pStyle w:val="Heading2"/>
+        <w:spacing w:after="100" w:before="260"/>
+      </w:pPr>
+      <w:r>
+        <w:rPr>
+          <w:b/>
+          <w:bCs/>
+          <w:color w:val="0E6B57"/>
+          <w:sz w:val="23"/>
+          <w:szCs w:val="23"/>
+        </w:rPr>
+        <w:t xml:space="preserve">Two further increments already scoped, on top of what this pass built</w:t>
+      </w:r>
+    </w:p>
+    <w:p>
+      <w:pPr>
+        <w:pStyle w:val="ListParagraph"/>
+        <w:numPr>
+          <w:ilvl w:val="0"/>
+          <w:numId w:val="2"/>
+        </w:numPr>
+        <w:spacing w:after="90" w:line="268"/>
+      </w:pPr>
+      <w:r>
+        <w:rPr>
+          <w:b/>
+          <w:bCs/>
+          <w:color w:val="1B2A4A"/>
+          <w:sz w:val="21"/>
+          <w:szCs w:val="21"/>
+        </w:rPr>
+        <w:t xml:space="preserve">Automated import/reverse-charge reconstruction. </w:t>
+      </w:r>
+      <w:r>
+        <w:rPr>
+          <w:b w:val="false"/>
+          <w:bCs w:val="false"/>
+          <w:color w:val="23282E"/>
+          <w:sz w:val="21"/>
+          <w:szCs w:val="21"/>
+        </w:rPr>
+        <w:t xml:space="preserve">Today both are counted only via auditor-confirmed evidence. The RCM-01…10 rulebook family already specifies the automated version — matching customs and AP feeds against declared Box 8/9 — for when those feeds exist.</w:t>
+      </w:r>
+    </w:p>
+    <w:p>
+      <w:pPr>
+        <w:pStyle w:val="ListParagraph"/>
+        <w:numPr>
+          <w:ilvl w:val="0"/>
+          <w:numId w:val="2"/>
+        </w:numPr>
+        <w:spacing w:after="90" w:line="268"/>
+      </w:pPr>
+      <w:r>
+        <w:rPr>
+          <w:b/>
+          <w:bCs/>
+          <w:color w:val="1B2A4A"/>
+          <w:sz w:val="21"/>
+          <w:szCs w:val="21"/>
+        </w:rPr>
+        <w:t xml:space="preserve">Zero-rated mis-declaration detection. </w:t>
+      </w:r>
+      <w:r>
+        <w:rPr>
+          <w:b w:val="false"/>
+          <w:bCs w:val="false"/>
+          <w:color w:val="23282E"/>
+          <w:sz w:val="21"/>
+          <w:szCs w:val="21"/>
+        </w:rPr>
+        <w:t xml:space="preserve">This pass compares declared against reconstructed zero-rated sales directly. OUT-03 (standard-rated sales mis-declared as zero-rated) and OUT-04 (exports zero-rated without proof of export) are the next layer — already specified in the rulebook, not yet wired.</w:t>
+      </w:r>
+    </w:p>
+    <w:p>
+      <w:pPr>
+        <w:pStyle w:val="Heading2"/>
+        <w:spacing w:after="100" w:before="260"/>
+      </w:pPr>
+      <w:r>
+        <w:rPr>
+          <w:b/>
+          <w:bCs/>
+          <w:color w:val="0E6B57"/>
+          <w:sz w:val="23"/>
+          <w:szCs w:val="23"/>
+        </w:rPr>
+        <w:t xml:space="preserve">Everything still out of scope (Section 4)</w:t>
+      </w:r>
+    </w:p>
+    <w:p>
+      <w:pPr>
+        <w:spacing w:after="140" w:line="276"/>
+      </w:pPr>
+      <w:r>
+        <w:rPr>
+          <w:color w:val="23282E"/>
+          <w:sz w:val="21"/>
+          <w:szCs w:val="21"/>
+        </w:rPr>
+        <w:t xml:space="preserve">Exempt and outside-scope supplies, VAT groups, cash-accounting taxpayers, full version-chain reconciliation of amended returns, bad-debt relief, partial exemption, summary/B2C invoicing, automated import/reverse-charge reconstruction, buyer-side supplier matching, and rolling reconciliation are all real parts of the audit problem this PoC deliberately does not attempt in full. Each is tagged with the reason code that would carry it, so extending coverage is additive, not a redesign.</w:t>
+      </w:r>
+    </w:p>
+    <w:p>
+      <w:pPr>
+        <w:pStyle w:val="Heading2"/>
+        <w:spacing w:after="100" w:before="260"/>
+      </w:pPr>
+      <w:r>
+        <w:rPr>
+          <w:b/>
+          <w:bCs/>
+          <w:color w:val="0E6B57"/>
+          <w:sz w:val="23"/>
+          <w:szCs w:val="23"/>
+        </w:rPr>
+        <w:t xml:space="preserve">Dormant, not deleted</w:t>
+      </w:r>
+    </w:p>
+    <w:p>
+      <w:pPr>
+        <w:spacing w:after="140" w:line="276"/>
+      </w:pPr>
+      <w:r>
+        <w:rPr>
+          <w:color w:val="23282E"/>
+          <w:sz w:val="21"/>
+          <w:szCs w:val="21"/>
+        </w:rPr>
+        <w:t xml:space="preserve">Precedent retrieval, risk-indicator ingestion, the request planner, and the Dossier/Casework screens are fully built and tested against the planning-era scope, simply not wired into the current two-job flow. They are cheap to keep and expensive to rebuild, and are the natural next modules to reactivate as scope grows.</w:t>
+      </w:r>
+    </w:p>
+    <w:p>
+      <w:pPr>
+        <w:pStyle w:val="Heading2"/>
+        <w:spacing w:after="100" w:before="260"/>
+      </w:pPr>
+      <w:r>
+        <w:rPr>
+          <w:b/>
+          <w:bCs/>
+          <w:color w:val="0E6B57"/>
+          <w:sz w:val="23"/>
+          <w:szCs w:val="23"/>
+        </w:rPr>
+        <w:t xml:space="preserve">The Auditor Knowledge governed library (planned)</w:t>
+      </w:r>
+    </w:p>
+    <w:p>
+      <w:pPr>
+        <w:spacing w:after="140" w:line="276"/>
+      </w:pPr>
+      <w:r>
+        <w:rPr>
+          <w:color w:val="23282E"/>
+          <w:sz w:val="21"/>
+          <w:szCs w:val="21"/>
+        </w:rPr>
+        <w:t xml:space="preserve">The next phase pairs two things deliberately: a governed rule library — an auditor submits a candidate rule, a subject-matter expert validates it, and only an approved rule becomes retrievable — with retrieval-augmented generation trained on official ZATCA VAT and e-invoicing law and regulations. The two are built together on purpose: a model retrained on every unreviewed submission risks one auditor's mistake contaminating the whole system, so the library exists specifically to be retrieved from, never trained into a model directly.</w:t>
+      </w:r>
+    </w:p>
+    <w:p>
+      <w:pPr>
+        <w:pStyle w:val="Heading2"/>
+        <w:spacing w:after="100" w:before="260"/>
+      </w:pPr>
+      <w:r>
+        <w:rPr>
+          <w:b/>
+          <w:bCs/>
+          <w:color w:val="0E6B57"/>
+          <w:sz w:val="23"/>
+          <w:szCs w:val="23"/>
+        </w:rPr>
+        <w:t xml:space="preserve">Inputs still needed from the auditors</w:t>
+      </w:r>
+    </w:p>
+    <w:p>
+      <w:pPr>
+        <w:pStyle w:val="ListParagraph"/>
+        <w:numPr>
+          <w:ilvl w:val="0"/>
+          <w:numId w:val="2"/>
+        </w:numPr>
+        <w:spacing w:after="80" w:line="268"/>
+      </w:pPr>
+      <w:r>
+        <w:rPr>
+          <w:color w:val="23282E"/>
+          <w:sz w:val="21"/>
+          <w:szCs w:val="21"/>
+        </w:rPr>
+        <w:t xml:space="preserve">A real (redacted) information-request email, so the completeness checker's cue table reflects how auditors actually phrase requests.</w:t>
+      </w:r>
+    </w:p>
+    <w:p>
+      <w:pPr>
+        <w:pStyle w:val="ListParagraph"/>
+        <w:numPr>
+          <w:ilvl w:val="0"/>
+          <w:numId w:val="2"/>
+        </w:numPr>
+        <w:spacing w:after="80" w:line="268"/>
+      </w:pPr>
+      <w:r>
+        <w:rPr>
+          <w:color w:val="23282E"/>
+          <w:sz w:val="21"/>
+          <w:szCs w:val="21"/>
+        </w:rPr>
+        <w:t xml:space="preserve">The regulations articles behind the Regulations agent's deductibility and invoice-validity checks, so its current placeholder blocked-category list becomes a real, citable lookup.</w:t>
+      </w:r>
+    </w:p>
+    <w:p>
+      <w:pPr>
+        <w:pStyle w:val="ListParagraph"/>
+        <w:numPr>
+          <w:ilvl w:val="0"/>
+          <w:numId w:val="2"/>
+        </w:numPr>
+        <w:spacing w:after="80" w:line="268"/>
+      </w:pPr>
+      <w:r>
+        <w:rPr>
+          <w:color w:val="23282E"/>
+          <w:sz w:val="21"/>
+          <w:szCs w:val="21"/>
+        </w:rPr>
         <w:t xml:space="preserve">The official ZATCA tax-point source documents, to verify the four candidate timing rules above before they are wired into the live engine.</w:t>
+      </w:r>
+    </w:p>
+    <w:p>
+      <w:pPr>
+        <w:pStyle w:val="ListParagraph"/>
+        <w:numPr>
+          <w:ilvl w:val="0"/>
+          <w:numId w:val="2"/>
+        </w:numPr>
+        <w:spacing w:after="80" w:line="268"/>
+      </w:pPr>
+      <w:r>
+        <w:rPr>
+          <w:color w:val="23282E"/>
+          <w:sz w:val="21"/>
+          <w:szCs w:val="21"/>
+        </w:rPr>
+        <w:t xml:space="preserve">A live customs and AP feed (or a redacted sample of one), to move imports and reverse-charge from auditor-confirmed evidence to automated reconstruction against the RCM-01…10 rulebook family.</w:t>
+      </w:r>
+    </w:p>
+    <w:p>
+      <w:pPr>
+        <w:pStyle w:val="ListParagraph"/>
+        <w:numPr>
+          <w:ilvl w:val="0"/>
+          <w:numId w:val="2"/>
+        </w:numPr>
+        <w:spacing w:after="80" w:line="268"/>
+      </w:pPr>
+      <w:r>
+        <w:rPr>
+          <w:color w:val="23282E"/>
+          <w:sz w:val="21"/>
+          <w:szCs w:val="21"/>
+        </w:rPr>
+        <w:t xml:space="preserve">A worked example of a per-error Box-14 decomposition, so the SAR 5,000 self-correction cap check (COR-06) can be built against the format auditors actually receive it in.</w:t>
       </w:r>
     </w:p>
     <w:sectPr>
